--- a/arquivos/Cervejaria_Serra_Azul_Custos_MC_Gabarito.docx
+++ b/arquivos/Cervejaria_Serra_Azul_Custos_MC_Gabarito.docx
@@ -7172,7 +7172,7 @@
         <w:t xml:space="preserve">mais</w:t>
       </w:r>
       <w:r>
-        <w:t xml:space="preserve"> a despesa variável unitária de venda ($ 1,83/L — comissão, frete e embalagem, que incidem sobre qualquer litro vendido, inclusive esse lote especial), pois os custos e despesas fixas já estão cobertos pela operação atual e não aumentam com esse lote adicional.</w:t>
+        <w:t xml:space="preserve"> a despesa variável unitária de venda ($ 1,65/L: comissão de 4% calculada sobre o preço do lote (4% × 10,00 = $ 0,40) mais frete e embalagem ($ 1,25), que incidem sobre qualquer litro vendido, inclusive esse lote especial), pois os custos e despesas fixas já estão cobertos pela operação atual e não aumentam com esse lote adicional.</w:t>
       </w:r>
     </w:p>
     <w:p>
@@ -7184,7 +7184,7 @@
           <w:b/>
           <w:bCs/>
         </w:rPr>
-        <w:t xml:space="preserve">Margem de contribuição do lote adicional: 10,00 − 1,5875 − 1,83 ≈ $ 6,58 por litro (positiva).</w:t>
+        <w:t>Margem de contribuição do lote adicional: 10,00 − 1,5875 − 1,65 = $ 6,7625 por litro (positiva).</w:t>
       </w:r>
     </w:p>
     <w:p>
@@ -7192,14 +7192,14 @@
         <w:spacing w:after="120"/>
       </w:pPr>
       <w:r>
-        <w:t xml:space="preserve">Ganho estimado: 15.000 × 6,58 ≈ </w:t>
+        <w:t xml:space="preserve">Ganho estimado: 15.000 × 6,7625 = </w:t>
       </w:r>
       <w:r>
         <w:rPr>
           <w:b/>
           <w:bCs/>
         </w:rPr>
-        <w:t xml:space="preserve">$ 98.737,50</w:t>
+        <w:t>$ 101.437,50</w:t>
       </w:r>
       <w:r>
         <w:t xml:space="preserve">.</w:t>
